--- a/Smartforms hosp bill.docx
+++ b/Smartforms hosp bill.docx
@@ -17,6 +17,11 @@
     </w:p>
     <w:p>
       <w:r>
+        <w:t>REPORT Z_HOSPITAL_BILL.</w:t>
+      </w:r>
+    </w:p>
+    <w:p>
+      <w:r>
         <w:t xml:space="preserve">tables: zpatients. </w:t>
       </w:r>
     </w:p>
@@ -142,12 +147,12 @@
     </w:p>
     <w:p>
       <w:r>
+        <w:lastRenderedPageBreak/>
         <w:t xml:space="preserve">* ARCHIVE_PARAMETERS = </w:t>
       </w:r>
     </w:p>
     <w:p>
       <w:r>
-        <w:lastRenderedPageBreak/>
         <w:t xml:space="preserve">* CONTROL_PARAMETERS = </w:t>
       </w:r>
     </w:p>
@@ -268,12 +273,14 @@
     <w:p/>
     <w:p>
       <w:r>
-        <w:lastRenderedPageBreak/>
         <w:t>Op:</w:t>
       </w:r>
     </w:p>
     <w:p>
       <w:r>
+        <w:rPr>
+          <w:noProof/>
+        </w:rPr>
         <w:drawing>
           <wp:inline distT="0" distB="0" distL="0" distR="0" wp14:anchorId="210520CA" wp14:editId="70539815">
             <wp:extent cx="5731510" cy="3106420"/>
@@ -313,6 +320,9 @@
     </w:p>
     <w:p>
       <w:r>
+        <w:rPr>
+          <w:noProof/>
+        </w:rPr>
         <w:drawing>
           <wp:inline distT="0" distB="0" distL="0" distR="0" wp14:anchorId="3E4D7E94" wp14:editId="32AC9FAB">
             <wp:extent cx="5731510" cy="3279140"/>
@@ -352,6 +362,9 @@
     </w:p>
     <w:p>
       <w:r>
+        <w:rPr>
+          <w:noProof/>
+        </w:rPr>
         <w:lastRenderedPageBreak/>
         <w:drawing>
           <wp:inline distT="0" distB="0" distL="0" distR="0" wp14:anchorId="6EC6C3CA" wp14:editId="4874A79D">
@@ -397,6 +410,9 @@
     </w:p>
     <w:p>
       <w:r>
+        <w:rPr>
+          <w:noProof/>
+        </w:rPr>
         <w:drawing>
           <wp:inline distT="0" distB="0" distL="0" distR="0" wp14:anchorId="6E473DC0" wp14:editId="3D128A1D">
             <wp:extent cx="5731510" cy="3223895"/>
@@ -448,6 +464,9 @@
     </w:p>
     <w:p>
       <w:r>
+        <w:rPr>
+          <w:noProof/>
+        </w:rPr>
         <w:drawing>
           <wp:inline distT="0" distB="0" distL="0" distR="0" wp14:anchorId="29762450" wp14:editId="65148867">
             <wp:extent cx="5731510" cy="3223895"/>
@@ -487,6 +506,9 @@
     </w:p>
     <w:p>
       <w:r>
+        <w:rPr>
+          <w:noProof/>
+        </w:rPr>
         <w:drawing>
           <wp:inline distT="0" distB="0" distL="0" distR="0" wp14:anchorId="631D82A9" wp14:editId="423D2998">
             <wp:extent cx="5731510" cy="3223895"/>
